--- a/lessons/2-2/readiness/practice.docx
+++ b/lessons/2-2/readiness/practice.docx
@@ -14,7 +14,7 @@
           <w:sz w:val="36"/>
           <w:szCs w:val="36"/>
         </w:rPr>
-        <w:t xml:space="preserve">Get Ready: Divide Whole Numbers by Fractions</w:t>
+        <w:t xml:space="preserve">Get Ready: Display Data: Histograms</w:t>
       </w:r>
     </w:p>
     <w:p>
@@ -29,7 +29,7 @@
           <w:sz w:val="20"/>
           <w:szCs w:val="20"/>
         </w:rPr>
-        <w:t xml:space="preserve">Readiness practice for Lesson 2-2  ·  Builds toward 6.NS.1</w:t>
+        <w:t xml:space="preserve">Readiness practice for Lesson 8-6  ·  Builds toward 6.SP.4</w:t>
       </w:r>
     </w:p>
     <w:p>
@@ -68,7 +68,7 @@
           <w:sz w:val="22"/>
           <w:szCs w:val="22"/>
         </w:rPr>
-        <w:t xml:space="preserve">To divide a whole number by a fraction (like "how many 1/2s in 3?") you lean on counting equal pieces and knowing how many unit fractions fill one whole. Warm those up and dividing by a fraction feels like simple counting.</w:t>
+        <w:t xml:space="preserve">A histogram sorts data into number ranges (bins) and shows how many fall in each as a bar. So you need to be warm at counting/tallying, reading a bar's height, adding the counts, and telling which range a number belongs in.</w:t>
       </w:r>
     </w:p>
     <w:p>
@@ -81,7 +81,7 @@
           <w:sz w:val="20"/>
           <w:szCs w:val="20"/>
         </w:rPr>
-        <w:t xml:space="preserve">Skills you'll warm up: Meaning of a fraction  ·  Unit fractions in one whole  ·  Multiplication facts  ·  Counting equal pieces</w:t>
+        <w:t xml:space="preserve">Skills you'll warm up: Counting and tallying  ·  Reading a bar's height  ·  Adding the counts  ·  Sorting a number into a range</w:t>
       </w:r>
     </w:p>
     <w:p>
@@ -124,7 +124,7 @@
           <w:sz w:val="20"/>
           <w:szCs w:val="20"/>
         </w:rPr>
-        <w:t xml:space="preserve">Count pieces one whole at a time.</w:t>
+        <w:t xml:space="preserve">Read one bar at a time.</w:t>
       </w:r>
     </w:p>
     <w:p>
@@ -136,7 +136,7 @@
           <w:sz w:val="22"/>
           <w:szCs w:val="22"/>
         </w:rPr>
-        <w:t xml:space="preserve">1.  How many 1/2 pieces are in 1 whole?</w:t>
+        <w:t xml:space="preserve">1.  A bar reaches the line marked 3. How many does it count?</w:t>
       </w:r>
     </w:p>
     <w:p>
@@ -159,7 +159,7 @@
           <w:sz w:val="22"/>
           <w:szCs w:val="22"/>
         </w:rPr>
-        <w:t xml:space="preserve">2.  How many 1/3 pieces are in 1 whole?</w:t>
+        <w:t xml:space="preserve">2.  Another bar reaches 2. How many does it count?</w:t>
       </w:r>
     </w:p>
     <w:p>
@@ -182,7 +182,7 @@
           <w:sz w:val="22"/>
           <w:szCs w:val="22"/>
         </w:rPr>
-        <w:t xml:space="preserve">3.  How many 1/4 pieces are in 1 whole?</w:t>
+        <w:t xml:space="preserve">3.  Add the two bars: 3 + 2 = ___</w:t>
       </w:r>
     </w:p>
     <w:p>
@@ -222,7 +222,7 @@
           <w:sz w:val="20"/>
           <w:szCs w:val="20"/>
         </w:rPr>
-        <w:t xml:space="preserve">Now count across more than one whole.</w:t>
+        <w:t xml:space="preserve">Sort numbers into bins, then count.</w:t>
       </w:r>
     </w:p>
     <w:p>
@@ -234,7 +234,20 @@
           <w:sz w:val="22"/>
           <w:szCs w:val="22"/>
         </w:rPr>
-        <w:t xml:space="preserve">1.  How many halves (1/2) are in 2 wholes? (2 × 2)</w:t>
+        <w:t xml:space="preserve">1.  Which bin does the value 8 go in?</w:t>
+      </w:r>
+    </w:p>
+    <w:p>
+      <w:pPr>
+        <w:spacing w:after="40" w:before="0"/>
+      </w:pPr>
+      <w:r>
+        <w:rPr>
+          <w:color w:val="5E6E7E"/>
+          <w:sz w:val="20"/>
+          <w:szCs w:val="20"/>
+        </w:rPr>
+        <w:t xml:space="preserve">     choices: 0–9   /   10–19   /   20–29</w:t>
       </w:r>
     </w:p>
     <w:p>
@@ -257,20 +270,7 @@
           <w:sz w:val="22"/>
           <w:szCs w:val="22"/>
         </w:rPr>
-        <w:t xml:space="preserve">2.  How many thirds (1/3) are in 2 wholes?</w:t>
-      </w:r>
-    </w:p>
-    <w:p>
-      <w:pPr>
-        <w:spacing w:after="40" w:before="0"/>
-      </w:pPr>
-      <w:r>
-        <w:rPr>
-          <w:color w:val="5E6E7E"/>
-          <w:sz w:val="20"/>
-          <w:szCs w:val="20"/>
-        </w:rPr>
-        <w:t xml:space="preserve">     choices: 3   /   5   /   6   /   2</w:t>
+        <w:t xml:space="preserve">2.  Three bars count 4, 2, and 3. What is the total number of values?</w:t>
       </w:r>
     </w:p>
     <w:p>
@@ -310,7 +310,7 @@
           <w:sz w:val="20"/>
           <w:szCs w:val="20"/>
         </w:rPr>
-        <w:t xml:space="preserve">Stretch straight into dividing a whole by a fraction.</w:t>
+        <w:t xml:space="preserve">Build counts from data.</w:t>
       </w:r>
     </w:p>
     <w:p>
@@ -322,7 +322,7 @@
           <w:sz w:val="22"/>
           <w:szCs w:val="22"/>
         </w:rPr>
-        <w:t xml:space="preserve">1.  3 ÷ 1/2 means "how many halves in 3 wholes?" What is it?</w:t>
+        <w:t xml:space="preserve">1.  These values are 0–9: 3, 5, 8, 1. How many values are in the 0–9 bin?</w:t>
       </w:r>
     </w:p>
     <w:p>
@@ -345,7 +345,7 @@
           <w:sz w:val="22"/>
           <w:szCs w:val="22"/>
         </w:rPr>
-        <w:t xml:space="preserve">2.  2 ÷ 1/4 means "how many fourths in 2 wholes?" What is it?</w:t>
+        <w:t xml:space="preserve">2.  Histogram bars: 2, 4, 6, 3. What is the total number of values?</w:t>
       </w:r>
     </w:p>
     <w:p>
@@ -383,7 +383,20 @@
           <w:sz w:val="22"/>
           <w:szCs w:val="22"/>
         </w:rPr>
-        <w:t xml:space="preserve">1.  How many fourths (1/4) are in 1 whole?</w:t>
+        <w:t xml:space="preserve">1.  Which bin does the value 23 belong in?</w:t>
+      </w:r>
+    </w:p>
+    <w:p>
+      <w:pPr>
+        <w:spacing w:after="40" w:before="0"/>
+      </w:pPr>
+      <w:r>
+        <w:rPr>
+          <w:color w:val="5E6E7E"/>
+          <w:sz w:val="20"/>
+          <w:szCs w:val="20"/>
+        </w:rPr>
+        <w:t xml:space="preserve">     choices: 10–19   /   20–29</w:t>
       </w:r>
     </w:p>
     <w:p>
@@ -406,20 +419,7 @@
           <w:sz w:val="22"/>
           <w:szCs w:val="22"/>
         </w:rPr>
-        <w:t xml:space="preserve">2.  2 ÷ 1/2 means "how many halves in 2 wholes?" What is it?</w:t>
-      </w:r>
-    </w:p>
-    <w:p>
-      <w:pPr>
-        <w:spacing w:after="40" w:before="0"/>
-      </w:pPr>
-      <w:r>
-        <w:rPr>
-          <w:color w:val="5E6E7E"/>
-          <w:sz w:val="20"/>
-          <w:szCs w:val="20"/>
-        </w:rPr>
-        <w:t xml:space="preserve">     choices: 2   /   4   /   1   /   6</w:t>
+        <w:t xml:space="preserve">2.  Histogram bars count 5, 1, 4. What is the total?</w:t>
       </w:r>
     </w:p>
     <w:p>
@@ -445,7 +445,7 @@
           <w:sz w:val="20"/>
           <w:szCs w:val="20"/>
         </w:rPr>
-        <w:t xml:space="preserve">When you've finished, open Lesson 2-2 and dive in!</w:t>
+        <w:t xml:space="preserve">When you've finished, open Lesson 8-6 and dive in!</w:t>
       </w:r>
     </w:p>
     <w:p>
@@ -492,7 +492,7 @@
           <w:sz w:val="20"/>
           <w:szCs w:val="20"/>
         </w:rPr>
-        <w:t xml:space="preserve">1. 2</w:t>
+        <w:t xml:space="preserve">1. 3</w:t>
       </w:r>
     </w:p>
     <w:p>
@@ -504,7 +504,7 @@
           <w:sz w:val="20"/>
           <w:szCs w:val="20"/>
         </w:rPr>
-        <w:t xml:space="preserve">2. 3</w:t>
+        <w:t xml:space="preserve">2. 2</w:t>
       </w:r>
     </w:p>
     <w:p>
@@ -516,7 +516,7 @@
           <w:sz w:val="20"/>
           <w:szCs w:val="20"/>
         </w:rPr>
-        <w:t xml:space="preserve">3. 4</w:t>
+        <w:t xml:space="preserve">3. 5</w:t>
       </w:r>
     </w:p>
     <w:p>
@@ -543,6 +543,45 @@
           <w:sz w:val="20"/>
           <w:szCs w:val="20"/>
         </w:rPr>
+        <w:t xml:space="preserve">1. 0–9</w:t>
+      </w:r>
+    </w:p>
+    <w:p>
+      <w:pPr>
+        <w:spacing w:after="30" w:before="0"/>
+      </w:pPr>
+      <w:r>
+        <w:rPr>
+          <w:sz w:val="20"/>
+          <w:szCs w:val="20"/>
+        </w:rPr>
+        <w:t xml:space="preserve">2. 9</w:t>
+      </w:r>
+    </w:p>
+    <w:p>
+      <w:pPr>
+        <w:spacing w:after="40" w:before="100"/>
+      </w:pPr>
+      <w:r>
+        <w:rPr>
+          <w:b/>
+          <w:bCs/>
+          <w:color w:val="1A6FB5"/>
+          <w:sz w:val="22"/>
+          <w:szCs w:val="22"/>
+        </w:rPr>
+        <w:t xml:space="preserve">Level 2 · Stretch</w:t>
+      </w:r>
+    </w:p>
+    <w:p>
+      <w:pPr>
+        <w:spacing w:after="30" w:before="0"/>
+      </w:pPr>
+      <w:r>
+        <w:rPr>
+          <w:sz w:val="20"/>
+          <w:szCs w:val="20"/>
+        </w:rPr>
         <w:t xml:space="preserve">1. 4</w:t>
       </w:r>
     </w:p>
@@ -555,7 +594,7 @@
           <w:sz w:val="20"/>
           <w:szCs w:val="20"/>
         </w:rPr>
-        <w:t xml:space="preserve">2. 6</w:t>
+        <w:t xml:space="preserve">2. 15</w:t>
       </w:r>
     </w:p>
     <w:p>
@@ -566,11 +605,11 @@
         <w:rPr>
           <w:b/>
           <w:bCs/>
-          <w:color w:val="1A6FB5"/>
-          <w:sz w:val="22"/>
-          <w:szCs w:val="22"/>
-        </w:rPr>
-        <w:t xml:space="preserve">Level 2 · Stretch</w:t>
+          <w:color w:val="C45A3C"/>
+          <w:sz w:val="22"/>
+          <w:szCs w:val="22"/>
+        </w:rPr>
+        <w:t xml:space="preserve">Exit Ticket</w:t>
       </w:r>
     </w:p>
     <w:p>
@@ -582,7 +621,7 @@
           <w:sz w:val="20"/>
           <w:szCs w:val="20"/>
         </w:rPr>
-        <w:t xml:space="preserve">1. 6</w:t>
+        <w:t xml:space="preserve">1. 20–29</w:t>
       </w:r>
     </w:p>
     <w:p>
@@ -594,46 +633,7 @@
           <w:sz w:val="20"/>
           <w:szCs w:val="20"/>
         </w:rPr>
-        <w:t xml:space="preserve">2. 8</w:t>
-      </w:r>
-    </w:p>
-    <w:p>
-      <w:pPr>
-        <w:spacing w:after="40" w:before="100"/>
-      </w:pPr>
-      <w:r>
-        <w:rPr>
-          <w:b/>
-          <w:bCs/>
-          <w:color w:val="C45A3C"/>
-          <w:sz w:val="22"/>
-          <w:szCs w:val="22"/>
-        </w:rPr>
-        <w:t xml:space="preserve">Exit Ticket</w:t>
-      </w:r>
-    </w:p>
-    <w:p>
-      <w:pPr>
-        <w:spacing w:after="30" w:before="0"/>
-      </w:pPr>
-      <w:r>
-        <w:rPr>
-          <w:sz w:val="20"/>
-          <w:szCs w:val="20"/>
-        </w:rPr>
-        <w:t xml:space="preserve">1. 4</w:t>
-      </w:r>
-    </w:p>
-    <w:p>
-      <w:pPr>
-        <w:spacing w:after="30" w:before="0"/>
-      </w:pPr>
-      <w:r>
-        <w:rPr>
-          <w:sz w:val="20"/>
-          <w:szCs w:val="20"/>
-        </w:rPr>
-        <w:t xml:space="preserve">2. 4</w:t>
+        <w:t xml:space="preserve">2. 10</w:t>
       </w:r>
     </w:p>
     <w:sectPr>
